--- a/templates/vkayakan_template.docx
+++ b/templates/vkayakan_template.docx
@@ -1,6 +1,6 @@
 
 <file path=word/document.xml><?xml version="1.0" encoding="utf-8"?>
-<w:document xmlns:wpc="http://schemas.microsoft.com/office/word/2010/wordprocessingCanvas" xmlns:cx="http://schemas.microsoft.com/office/drawing/2014/chartex" xmlns:mc="http://schemas.openxmlformats.org/markup-compatibility/2006" xmlns:o="urn:schemas-microsoft-com:office:office" xmlns:r="http://schemas.openxmlformats.org/officeDocument/2006/relationships" xmlns:m="http://schemas.openxmlformats.org/officeDocument/2006/math" xmlns:v="urn:schemas-microsoft-com:vml" xmlns:wp14="http://schemas.microsoft.com/office/word/2010/wordprocessingDrawing" xmlns:wp="http://schemas.openxmlformats.org/drawingml/2006/wordprocessingDrawing" xmlns:w10="urn:schemas-microsoft-com:office:word" xmlns:w="http://schemas.openxmlformats.org/wordprocessingml/2006/main" xmlns:w14="http://schemas.microsoft.com/office/word/2010/wordml" xmlns:w15="http://schemas.microsoft.com/office/word/2012/wordml" xmlns:w16se="http://schemas.microsoft.com/office/word/2015/wordml/symex" xmlns:wpg="http://schemas.microsoft.com/office/word/2010/wordprocessingGroup" xmlns:wpi="http://schemas.microsoft.com/office/word/2010/wordprocessingInk" xmlns:wne="http://schemas.microsoft.com/office/word/2006/wordml" xmlns:wps="http://schemas.microsoft.com/office/word/2010/wordprocessingShape" mc:Ignorable="w14 w15 w16se wp14">
+<w:document xmlns:wpc="http://schemas.microsoft.com/office/word/2010/wordprocessingCanvas" xmlns:cx="http://schemas.microsoft.com/office/drawing/2014/chartex" xmlns:cx1="http://schemas.microsoft.com/office/drawing/2015/9/8/chartex" xmlns:cx2="http://schemas.microsoft.com/office/drawing/2015/10/21/chartex" xmlns:cx3="http://schemas.microsoft.com/office/drawing/2016/5/9/chartex" xmlns:cx4="http://schemas.microsoft.com/office/drawing/2016/5/10/chartex" xmlns:cx5="http://schemas.microsoft.com/office/drawing/2016/5/11/chartex" xmlns:cx6="http://schemas.microsoft.com/office/drawing/2016/5/12/chartex" xmlns:cx7="http://schemas.microsoft.com/office/drawing/2016/5/13/chartex" xmlns:cx8="http://schemas.microsoft.com/office/drawing/2016/5/14/chartex" xmlns:mc="http://schemas.openxmlformats.org/markup-compatibility/2006" xmlns:aink="http://schemas.microsoft.com/office/drawing/2016/ink" xmlns:am3d="http://schemas.microsoft.com/office/drawing/2017/model3d" xmlns:o="urn:schemas-microsoft-com:office:office" xmlns:r="http://schemas.openxmlformats.org/officeDocument/2006/relationships" xmlns:m="http://schemas.openxmlformats.org/officeDocument/2006/math" xmlns:v="urn:schemas-microsoft-com:vml" xmlns:wp14="http://schemas.microsoft.com/office/word/2010/wordprocessingDrawing" xmlns:wp="http://schemas.openxmlformats.org/drawingml/2006/wordprocessingDrawing" xmlns:w10="urn:schemas-microsoft-com:office:word" xmlns:w="http://schemas.openxmlformats.org/wordprocessingml/2006/main" xmlns:w14="http://schemas.microsoft.com/office/word/2010/wordml" xmlns:w15="http://schemas.microsoft.com/office/word/2012/wordml" xmlns:w16cex="http://schemas.microsoft.com/office/word/2018/wordml/cex" xmlns:w16cid="http://schemas.microsoft.com/office/word/2016/wordml/cid" xmlns:w16="http://schemas.microsoft.com/office/word/2018/wordml" xmlns:w16sdtdh="http://schemas.microsoft.com/office/word/2020/wordml/sdtdatahash" xmlns:w16se="http://schemas.microsoft.com/office/word/2015/wordml/symex" xmlns:wpg="http://schemas.microsoft.com/office/word/2010/wordprocessingGroup" xmlns:wpi="http://schemas.microsoft.com/office/word/2010/wordprocessingInk" xmlns:wne="http://schemas.microsoft.com/office/word/2006/wordml" xmlns:wps="http://schemas.microsoft.com/office/word/2010/wordprocessingShape" mc:Ignorable="w14 w15 w16se w16cid w16 w16cex w16sdtdh wp14">
   <w:body>
     <w:p>
       <w:pPr>
@@ -422,30 +422,45 @@
       </w:r>
       <w:r>
         <w:rPr>
-          <w:rFonts w:ascii="Times Unicode" w:hAnsi="Times Unicode"/>
-          <w:sz w:val="24"/>
-          <w:szCs w:val="24"/>
-          <w:lang w:val="hy-AM"/>
-        </w:rPr>
-        <w:t>16</w:t>
-      </w:r>
-      <w:r>
-        <w:rPr>
-          <w:rFonts w:ascii="Times Unicode" w:hAnsi="Times Unicode"/>
-          <w:sz w:val="24"/>
-          <w:szCs w:val="24"/>
-          <w:lang w:val="hy-AM"/>
-        </w:rPr>
-        <w:t>.03</w:t>
-      </w:r>
-      <w:r>
-        <w:rPr>
-          <w:rFonts w:ascii="Times Unicode" w:hAnsi="Times Unicode"/>
-          <w:sz w:val="24"/>
-          <w:szCs w:val="24"/>
-          <w:lang w:val="hy-AM"/>
-        </w:rPr>
-        <w:t>.2023</w:t>
+          <w:sz w:val="24"/>
+          <w:szCs w:val="24"/>
+          <w:lang w:val="hy-AM"/>
+        </w:rPr>
+        <w:t>00</w:t>
+      </w:r>
+      <w:r>
+        <w:rPr>
+          <w:rFonts w:ascii="Times Unicode" w:hAnsi="Times Unicode"/>
+          <w:sz w:val="24"/>
+          <w:szCs w:val="24"/>
+          <w:lang w:val="hy-AM"/>
+        </w:rPr>
+        <w:t>.0</w:t>
+      </w:r>
+      <w:r>
+        <w:rPr>
+          <w:sz w:val="24"/>
+          <w:szCs w:val="24"/>
+          <w:lang w:val="hy-AM"/>
+        </w:rPr>
+        <w:t>1</w:t>
+      </w:r>
+      <w:r>
+        <w:rPr>
+          <w:rFonts w:ascii="Times Unicode" w:hAnsi="Times Unicode"/>
+          <w:sz w:val="24"/>
+          <w:szCs w:val="24"/>
+          <w:lang w:val="hy-AM"/>
+        </w:rPr>
+        <w:t>.202</w:t>
+      </w:r>
+      <w:r>
+        <w:rPr>
+          <w:sz w:val="24"/>
+          <w:szCs w:val="24"/>
+          <w:lang w:val="hy-AM"/>
+        </w:rPr>
+        <w:t>6</w:t>
       </w:r>
       <w:r>
         <w:rPr>
@@ -481,7 +496,25 @@
           <w:szCs w:val="24"/>
           <w:lang w:val="hy-AM"/>
         </w:rPr>
-        <w:t>ործովք. Երևան, Արշակունյաց պողոտա 5 շենք թիվ 311 հասցեում</w:t>
+        <w:t xml:space="preserve">ործովք. Երևան, </w:t>
+      </w:r>
+      <w:r>
+        <w:rPr>
+          <w:rFonts w:cs="Sylfaen"/>
+          <w:sz w:val="24"/>
+          <w:szCs w:val="24"/>
+          <w:lang w:val="hy-AM"/>
+        </w:rPr>
+        <w:t>Բագրատունյաց 70</w:t>
+      </w:r>
+      <w:r>
+        <w:rPr>
+          <w:rFonts w:ascii="Times Unicode" w:hAnsi="Times Unicode" w:cs="Sylfaen"/>
+          <w:sz w:val="24"/>
+          <w:szCs w:val="24"/>
+          <w:lang w:val="hy-AM"/>
+        </w:rPr>
+        <w:t xml:space="preserve"> հասցեում</w:t>
       </w:r>
       <w:r>
         <w:rPr>
@@ -546,7 +579,24 @@
           <w:szCs w:val="24"/>
           <w:lang w:val="hy-AM"/>
         </w:rPr>
-        <w:t xml:space="preserve">0-ին </w:t>
+        <w:t>0-</w:t>
+      </w:r>
+      <w:r>
+        <w:rPr>
+          <w:sz w:val="24"/>
+          <w:szCs w:val="24"/>
+          <w:lang w:val="hy-AM"/>
+        </w:rPr>
+        <w:t>13։15-</w:t>
+      </w:r>
+      <w:r>
+        <w:rPr>
+          <w:rFonts w:ascii="Times Unicode" w:hAnsi="Times Unicode"/>
+          <w:sz w:val="24"/>
+          <w:szCs w:val="24"/>
+          <w:lang w:val="hy-AM"/>
+        </w:rPr>
+        <w:t xml:space="preserve">ին </w:t>
       </w:r>
       <w:r>
         <w:rPr>
@@ -705,7 +755,6 @@
           <w:lang w:val="hy-AM"/>
         </w:rPr>
       </w:pPr>
-      <w:bookmarkStart w:id="0" w:name="_GoBack"/>
       <w:r>
         <w:rPr>
           <w:rFonts w:ascii="Times Unicode" w:hAnsi="Times Unicode" w:cs="Sylfaen"/>
@@ -718,7 +767,6 @@
         <w:t>{{r lot_info}}</w:t>
       </w:r>
     </w:p>
-    <w:bookmarkEnd w:id="0"/>
     <w:p>
       <w:pPr>
         <w:spacing w:after="0" w:line="240" w:lineRule="auto"/>
@@ -914,7 +962,7 @@
     </w:p>
     <w:p>
       <w:pPr>
-        <w:pStyle w:val="ListParagraph"/>
+        <w:pStyle w:val="a3"/>
         <w:spacing w:after="0"/>
         <w:ind w:left="273"/>
         <w:jc w:val="both"/>
@@ -926,7 +974,7 @@
     </w:p>
     <w:p>
       <w:pPr>
-        <w:pStyle w:val="ListParagraph"/>
+        <w:pStyle w:val="a3"/>
         <w:spacing w:after="0"/>
         <w:ind w:left="273"/>
         <w:jc w:val="both"/>
@@ -1199,7 +1247,7 @@
 </file>
 
 <file path=word/numbering.xml><?xml version="1.0" encoding="utf-8"?>
-<w:numbering xmlns:wpc="http://schemas.microsoft.com/office/word/2010/wordprocessingCanvas" xmlns:cx="http://schemas.microsoft.com/office/drawing/2014/chartex" xmlns:mc="http://schemas.openxmlformats.org/markup-compatibility/2006" xmlns:o="urn:schemas-microsoft-com:office:office" xmlns:r="http://schemas.openxmlformats.org/officeDocument/2006/relationships" xmlns:m="http://schemas.openxmlformats.org/officeDocument/2006/math" xmlns:v="urn:schemas-microsoft-com:vml" xmlns:wp14="http://schemas.microsoft.com/office/word/2010/wordprocessingDrawing" xmlns:wp="http://schemas.openxmlformats.org/drawingml/2006/wordprocessingDrawing" xmlns:w10="urn:schemas-microsoft-com:office:word" xmlns:w="http://schemas.openxmlformats.org/wordprocessingml/2006/main" xmlns:w14="http://schemas.microsoft.com/office/word/2010/wordml" xmlns:w15="http://schemas.microsoft.com/office/word/2012/wordml" xmlns:w16se="http://schemas.microsoft.com/office/word/2015/wordml/symex" xmlns:wpg="http://schemas.microsoft.com/office/word/2010/wordprocessingGroup" xmlns:wpi="http://schemas.microsoft.com/office/word/2010/wordprocessingInk" xmlns:wne="http://schemas.microsoft.com/office/word/2006/wordml" xmlns:wps="http://schemas.microsoft.com/office/word/2010/wordprocessingShape" mc:Ignorable="w14 w15 w16se wp14">
+<w:numbering xmlns:wpc="http://schemas.microsoft.com/office/word/2010/wordprocessingCanvas" xmlns:cx="http://schemas.microsoft.com/office/drawing/2014/chartex" xmlns:cx1="http://schemas.microsoft.com/office/drawing/2015/9/8/chartex" xmlns:cx2="http://schemas.microsoft.com/office/drawing/2015/10/21/chartex" xmlns:cx3="http://schemas.microsoft.com/office/drawing/2016/5/9/chartex" xmlns:cx4="http://schemas.microsoft.com/office/drawing/2016/5/10/chartex" xmlns:cx5="http://schemas.microsoft.com/office/drawing/2016/5/11/chartex" xmlns:cx6="http://schemas.microsoft.com/office/drawing/2016/5/12/chartex" xmlns:cx7="http://schemas.microsoft.com/office/drawing/2016/5/13/chartex" xmlns:cx8="http://schemas.microsoft.com/office/drawing/2016/5/14/chartex" xmlns:mc="http://schemas.openxmlformats.org/markup-compatibility/2006" xmlns:aink="http://schemas.microsoft.com/office/drawing/2016/ink" xmlns:am3d="http://schemas.microsoft.com/office/drawing/2017/model3d" xmlns:o="urn:schemas-microsoft-com:office:office" xmlns:r="http://schemas.openxmlformats.org/officeDocument/2006/relationships" xmlns:m="http://schemas.openxmlformats.org/officeDocument/2006/math" xmlns:v="urn:schemas-microsoft-com:vml" xmlns:wp14="http://schemas.microsoft.com/office/word/2010/wordprocessingDrawing" xmlns:wp="http://schemas.openxmlformats.org/drawingml/2006/wordprocessingDrawing" xmlns:w10="urn:schemas-microsoft-com:office:word" xmlns:w="http://schemas.openxmlformats.org/wordprocessingml/2006/main" xmlns:w14="http://schemas.microsoft.com/office/word/2010/wordml" xmlns:w15="http://schemas.microsoft.com/office/word/2012/wordml" xmlns:w16cex="http://schemas.microsoft.com/office/word/2018/wordml/cex" xmlns:w16cid="http://schemas.microsoft.com/office/word/2016/wordml/cid" xmlns:w16="http://schemas.microsoft.com/office/word/2018/wordml" xmlns:w16sdtdh="http://schemas.microsoft.com/office/word/2020/wordml/sdtdatahash" xmlns:w16se="http://schemas.microsoft.com/office/word/2015/wordml/symex" xmlns:wpg="http://schemas.microsoft.com/office/word/2010/wordprocessingGroup" xmlns:wpi="http://schemas.microsoft.com/office/word/2010/wordprocessingInk" xmlns:wne="http://schemas.microsoft.com/office/word/2006/wordml" xmlns:wps="http://schemas.microsoft.com/office/word/2010/wordprocessingShape" mc:Ignorable="w14 w15 w16se w16cid w16 w16cex w16sdtdh wp14">
   <w:abstractNum w:abstractNumId="0" w15:restartNumberingAfterBreak="0">
     <w:nsid w:val="156571A4"/>
     <w:multiLevelType w:val="hybridMultilevel"/>
@@ -1293,7 +1341,7 @@
 </file>
 
 <file path=word/styles.xml><?xml version="1.0" encoding="utf-8"?>
-<w:styles xmlns:mc="http://schemas.openxmlformats.org/markup-compatibility/2006" xmlns:r="http://schemas.openxmlformats.org/officeDocument/2006/relationships" xmlns:w="http://schemas.openxmlformats.org/wordprocessingml/2006/main" xmlns:w14="http://schemas.microsoft.com/office/word/2010/wordml" xmlns:w15="http://schemas.microsoft.com/office/word/2012/wordml" xmlns:w16se="http://schemas.microsoft.com/office/word/2015/wordml/symex" mc:Ignorable="w14 w15 w16se">
+<w:styles xmlns:mc="http://schemas.openxmlformats.org/markup-compatibility/2006" xmlns:r="http://schemas.openxmlformats.org/officeDocument/2006/relationships" xmlns:w="http://schemas.openxmlformats.org/wordprocessingml/2006/main" xmlns:w14="http://schemas.microsoft.com/office/word/2010/wordml" xmlns:w15="http://schemas.microsoft.com/office/word/2012/wordml" xmlns:w16cex="http://schemas.microsoft.com/office/word/2018/wordml/cex" xmlns:w16cid="http://schemas.microsoft.com/office/word/2016/wordml/cid" xmlns:w16="http://schemas.microsoft.com/office/word/2018/wordml" xmlns:w16sdtdh="http://schemas.microsoft.com/office/word/2020/wordml/sdtdatahash" xmlns:w16se="http://schemas.microsoft.com/office/word/2015/wordml/symex" mc:Ignorable="w14 w15 w16se w16cid w16 w16cex w16sdtdh">
   <w:docDefaults>
     <w:rPrDefault>
       <w:rPr>
@@ -1309,7 +1357,7 @@
       </w:pPr>
     </w:pPrDefault>
   </w:docDefaults>
-  <w:latentStyles w:defLockedState="0" w:defUIPriority="99" w:defSemiHidden="0" w:defUnhideWhenUsed="0" w:defQFormat="0" w:count="371">
+  <w:latentStyles w:defLockedState="0" w:defUIPriority="99" w:defSemiHidden="0" w:defUnhideWhenUsed="0" w:defQFormat="0" w:count="376">
     <w:lsdException w:name="Normal" w:uiPriority="0" w:qFormat="1"/>
     <w:lsdException w:name="heading 1" w:uiPriority="9" w:qFormat="1"/>
     <w:lsdException w:name="heading 2" w:semiHidden="1" w:uiPriority="9" w:unhideWhenUsed="1" w:qFormat="1"/>
@@ -1415,7 +1463,6 @@
     <w:lsdException w:name="HTML Sample" w:semiHidden="1" w:unhideWhenUsed="1"/>
     <w:lsdException w:name="HTML Typewriter" w:semiHidden="1" w:unhideWhenUsed="1"/>
     <w:lsdException w:name="HTML Variable" w:semiHidden="1" w:unhideWhenUsed="1"/>
-    <w:lsdException w:name="Normal Table" w:semiHidden="1" w:unhideWhenUsed="1"/>
     <w:lsdException w:name="annotation subject" w:semiHidden="1" w:unhideWhenUsed="1"/>
     <w:lsdException w:name="No List" w:semiHidden="1" w:unhideWhenUsed="1"/>
     <w:lsdException w:name="Outline List 1" w:semiHidden="1" w:unhideWhenUsed="1"/>
@@ -1458,11 +1505,8 @@
     <w:lsdException w:name="Table Contemporary" w:semiHidden="1" w:unhideWhenUsed="1"/>
     <w:lsdException w:name="Table Elegant" w:semiHidden="1" w:unhideWhenUsed="1"/>
     <w:lsdException w:name="Table Professional" w:semiHidden="1" w:unhideWhenUsed="1"/>
-    <w:lsdException w:name="Table Subtle 1" w:semiHidden="1" w:unhideWhenUsed="1"/>
     <w:lsdException w:name="Table Subtle 2" w:semiHidden="1" w:unhideWhenUsed="1"/>
     <w:lsdException w:name="Table Web 1" w:semiHidden="1" w:unhideWhenUsed="1"/>
-    <w:lsdException w:name="Table Web 2" w:semiHidden="1" w:unhideWhenUsed="1"/>
-    <w:lsdException w:name="Table Web 3" w:semiHidden="1" w:unhideWhenUsed="1"/>
     <w:lsdException w:name="Balloon Text" w:semiHidden="1" w:unhideWhenUsed="1"/>
     <w:lsdException w:name="Table Grid" w:uiPriority="59"/>
     <w:lsdException w:name="Table Theme" w:semiHidden="1" w:unhideWhenUsed="1"/>
@@ -1681,19 +1725,24 @@
     <w:lsdException w:name="List Table 5 Dark Accent 6" w:uiPriority="50"/>
     <w:lsdException w:name="List Table 6 Colorful Accent 6" w:uiPriority="51"/>
     <w:lsdException w:name="List Table 7 Colorful Accent 6" w:uiPriority="52"/>
+    <w:lsdException w:name="Mention" w:semiHidden="1" w:unhideWhenUsed="1"/>
+    <w:lsdException w:name="Smart Hyperlink" w:semiHidden="1" w:unhideWhenUsed="1"/>
+    <w:lsdException w:name="Hashtag" w:semiHidden="1" w:unhideWhenUsed="1"/>
+    <w:lsdException w:name="Unresolved Mention" w:semiHidden="1" w:unhideWhenUsed="1"/>
+    <w:lsdException w:name="Smart Link" w:semiHidden="1" w:unhideWhenUsed="1"/>
   </w:latentStyles>
-  <w:style w:type="paragraph" w:default="1" w:styleId="Normal">
+  <w:style w:type="paragraph" w:default="1" w:styleId="a">
     <w:name w:val="Normal"/>
     <w:qFormat/>
     <w:rsid w:val="00E7133B"/>
   </w:style>
-  <w:style w:type="character" w:default="1" w:styleId="DefaultParagraphFont">
+  <w:style w:type="character" w:default="1" w:styleId="a0">
     <w:name w:val="Default Paragraph Font"/>
     <w:uiPriority w:val="1"/>
     <w:semiHidden/>
     <w:unhideWhenUsed/>
   </w:style>
-  <w:style w:type="table" w:default="1" w:styleId="TableNormal">
+  <w:style w:type="table" w:default="1" w:styleId="a1">
     <w:name w:val="Normal Table"/>
     <w:uiPriority w:val="99"/>
     <w:semiHidden/>
@@ -1708,15 +1757,15 @@
       </w:tblCellMar>
     </w:tblPr>
   </w:style>
-  <w:style w:type="numbering" w:default="1" w:styleId="NoList">
+  <w:style w:type="numbering" w:default="1" w:styleId="a2">
     <w:name w:val="No List"/>
     <w:uiPriority w:val="99"/>
     <w:semiHidden/>
     <w:unhideWhenUsed/>
   </w:style>
-  <w:style w:type="paragraph" w:styleId="ListParagraph">
+  <w:style w:type="paragraph" w:styleId="a3">
     <w:name w:val="List Paragraph"/>
-    <w:basedOn w:val="Normal"/>
+    <w:basedOn w:val="a"/>
     <w:uiPriority w:val="1"/>
     <w:qFormat/>
     <w:rsid w:val="00E7133B"/>
@@ -1725,9 +1774,9 @@
       <w:contextualSpacing/>
     </w:pPr>
   </w:style>
-  <w:style w:type="table" w:styleId="TableGrid">
+  <w:style w:type="table" w:styleId="a4">
     <w:name w:val="Table Grid"/>
-    <w:basedOn w:val="TableNormal"/>
+    <w:basedOn w:val="a1"/>
     <w:uiPriority w:val="59"/>
     <w:rsid w:val="00E7133B"/>
     <w:pPr>
@@ -1744,10 +1793,10 @@
       </w:tblBorders>
     </w:tblPr>
   </w:style>
-  <w:style w:type="paragraph" w:styleId="BalloonText">
+  <w:style w:type="paragraph" w:styleId="a5">
     <w:name w:val="Balloon Text"/>
-    <w:basedOn w:val="Normal"/>
-    <w:link w:val="BalloonTextChar"/>
+    <w:basedOn w:val="a"/>
+    <w:link w:val="a6"/>
     <w:uiPriority w:val="99"/>
     <w:semiHidden/>
     <w:unhideWhenUsed/>
@@ -1761,10 +1810,10 @@
       <w:szCs w:val="16"/>
     </w:rPr>
   </w:style>
-  <w:style w:type="character" w:customStyle="1" w:styleId="BalloonTextChar">
-    <w:name w:val="Balloon Text Char"/>
-    <w:basedOn w:val="DefaultParagraphFont"/>
-    <w:link w:val="BalloonText"/>
+  <w:style w:type="character" w:customStyle="1" w:styleId="a6">
+    <w:name w:val="Текст выноски Знак"/>
+    <w:basedOn w:val="a0"/>
+    <w:link w:val="a5"/>
     <w:uiPriority w:val="99"/>
     <w:semiHidden/>
     <w:rsid w:val="008A1FB6"/>
